--- a/public/resumes/Jordan-Henning-Resume-Federal-IT.docx
+++ b/public/resumes/Jordan-Henning-Resume-Federal-IT.docx
@@ -200,7 +200,7 @@
           <w:color w:val="1A1F2C"/>
           <w:sz w:val="22"/>
         </w:rPr>
-        <w:t xml:space="preserve"> with 17 years at the Social Security Administration culminating as Branch Chief over 170 nationwide Hearings Offices and a 352-person organization. </w:t>
+        <w:t xml:space="preserve"> with 17 years at the Social Security Administration, culminating in three years as Branch Chief over 170 nationwide Hearings Offices and a 352-person organization. </w:t>
       </w:r>
       <w:r>
         <w:rPr>

--- a/public/resumes/Jordan-Henning-Resume-Federal-IT.docx
+++ b/public/resumes/Jordan-Henning-Resume-Federal-IT.docx
@@ -200,7 +200,7 @@
           <w:color w:val="1A1F2C"/>
           <w:sz w:val="22"/>
         </w:rPr>
-        <w:t xml:space="preserve"> with 17 years at the Social Security Administration, culminating in three years as Branch Chief over 170 nationwide Hearings Offices and a 352-person organization. </w:t>
+        <w:t xml:space="preserve"> with 17 years at the Social Security Administration, culminating in three years as Branch Chief — manager-of-managers over 12 direct reports and 340 field IT staff across 170 nationwide Hearings Offices serving 7,000+ employees. </w:t>
       </w:r>
       <w:r>
         <w:rPr>
@@ -309,7 +309,7 @@
           <w:color w:val="1A1F2C"/>
           <w:sz w:val="22"/>
         </w:rPr>
-        <w:t>352-person federal IT service organization</w:t>
+        <w:t>Manager-of-managers as Branch Chief</w:t>
       </w:r>
       <w:r>
         <w:rPr>
@@ -319,7 +319,7 @@
           <w:color w:val="1A1F2C"/>
           <w:sz w:val="22"/>
         </w:rPr>
-        <w:t xml:space="preserve"> led across 170 nationwide offices at </w:t>
+        <w:t xml:space="preserve"> — 12 direct reports + 340 field IT across 170 nationwide offices serving 7,000+ employees at </w:t>
       </w:r>
       <w:r>
         <w:rPr>

--- a/public/resumes/Jordan-Henning-Resume-Federal-IT.docx
+++ b/public/resumes/Jordan-Henning-Resume-Federal-IT.docx
@@ -200,7 +200,7 @@
           <w:color w:val="1A1F2C"/>
           <w:sz w:val="22"/>
         </w:rPr>
-        <w:t xml:space="preserve"> with 17 years at the Social Security Administration, culminating in three years as Branch Chief — manager-of-managers over 12 direct reports and 340 field IT staff across 170 nationwide Hearings Offices serving 7,000+ employees. </w:t>
+        <w:t xml:space="preserve"> with 17 years at the Social Security Administration, culminating in three years as Branch Chief — directly managing 12 reports (incl. 2 team leads) with governance over a 340-technician field operation across 170 nationwide Hearings Offices serving 7,000+ employees. </w:t>
       </w:r>
       <w:r>
         <w:rPr>
@@ -230,7 +230,7 @@
           <w:color w:val="1A1F2C"/>
           <w:sz w:val="22"/>
         </w:rPr>
-        <w:t>FAC-P/PM certified</w:t>
+        <w:t>FAC-P/PM certified; AWS Certified AI Practitioner (2026)</w:t>
       </w:r>
       <w:r>
         <w:rPr>
@@ -309,7 +309,7 @@
           <w:color w:val="1A1F2C"/>
           <w:sz w:val="22"/>
         </w:rPr>
-        <w:t>Manager-of-managers as Branch Chief</w:t>
+        <w:t>Federal IT leadership as Branch Chief</w:t>
       </w:r>
       <w:r>
         <w:rPr>
@@ -319,7 +319,7 @@
           <w:color w:val="1A1F2C"/>
           <w:sz w:val="22"/>
         </w:rPr>
-        <w:t xml:space="preserve"> — 12 direct reports + 340 field IT across 170 nationwide offices serving 7,000+ employees at </w:t>
+        <w:t xml:space="preserve"> — 12 direct reports (incl. 2 team leads), governance over a 340-technician field operation across 170 nationwide offices serving 7,000+ employees at </w:t>
       </w:r>
       <w:r>
         <w:rPr>
@@ -355,7 +355,7 @@
           <w:color w:val="1A1F2C"/>
           <w:sz w:val="22"/>
         </w:rPr>
-        <w:t>$200M+ Agile IT portfolio</w:t>
+        <w:t>$200M+ in IT projects delivered</w:t>
       </w:r>
       <w:r>
         <w:rPr>
@@ -365,7 +365,7 @@
           <w:color w:val="1A1F2C"/>
           <w:sz w:val="22"/>
         </w:rPr>
-        <w:t xml:space="preserve"> delivered on-time, under-budget over multi-year federal programs</w:t>
+        <w:t xml:space="preserve"> cumulatively as IT Project Manager — on-time, under-budget over a 5-year tenure</w:t>
       </w:r>
     </w:p>
     <w:p>
@@ -928,7 +928,7 @@
           <w:color w:val="1A1F2C"/>
           <w:sz w:val="22"/>
         </w:rPr>
-        <w:t xml:space="preserve"> across three-year tenure as manager-of-managers (12 direct, 340 indirect reports).</w:t>
+        <w:t xml:space="preserve"> across three-year tenure (12 direct reports, incl. 2 team leads; governance over a 340-technician field operation).</w:t>
       </w:r>
     </w:p>
     <w:p>
@@ -1257,7 +1257,7 @@
           <w:color w:val="1A1F2C"/>
           <w:sz w:val="22"/>
         </w:rPr>
-        <w:t xml:space="preserve"> (2001–2009) — three combat tours (Iraq, Afghanistan), Bronze Star, Purple Heart.  ·  </w:t>
+        <w:t xml:space="preserve"> (2001–2009) — one combat tour (Iraq), Bronze Star, Purple Heart.  ·  </w:t>
       </w:r>
       <w:r>
         <w:rPr>
@@ -1435,6 +1435,42 @@
           <w:sz w:val="22"/>
         </w:rPr>
         <w:t xml:space="preserve">  ·  2020  ·  Federal Acquisition Institute</w:t>
+      </w:r>
+    </w:p>
+    <w:p>
+      <w:pPr>
+        <w:spacing w:before="0" w:after="40" w:line="276" w:lineRule="auto"/>
+        <w:ind w:left="360" w:hanging="259"/>
+      </w:pPr>
+      <w:r>
+        <w:rPr>
+          <w:rFonts w:ascii="Calibri" w:hAnsi="Calibri" w:cs="Calibri" w:eastAsia="Calibri"/>
+          <w:b/>
+          <w:i w:val="0"/>
+          <w:color w:val="1F4E8C"/>
+          <w:sz w:val="22"/>
+        </w:rPr>
+        <w:t xml:space="preserve">•  </w:t>
+      </w:r>
+      <w:r>
+        <w:rPr>
+          <w:rFonts w:ascii="Calibri" w:hAnsi="Calibri" w:cs="Calibri" w:eastAsia="Calibri"/>
+          <w:b/>
+          <w:i w:val="0"/>
+          <w:color w:val="1A1F2C"/>
+          <w:sz w:val="22"/>
+        </w:rPr>
+        <w:t>AWS Certified AI Practitioner</w:t>
+      </w:r>
+      <w:r>
+        <w:rPr>
+          <w:rFonts w:ascii="Calibri" w:hAnsi="Calibri" w:cs="Calibri" w:eastAsia="Calibri"/>
+          <w:b w:val="0"/>
+          <w:i w:val="0"/>
+          <w:color w:val="1A1F2C"/>
+          <w:sz w:val="22"/>
+        </w:rPr>
+        <w:t xml:space="preserve">  ·  2026  ·  Amazon Web Services</w:t>
       </w:r>
     </w:p>
     <w:p>

--- a/public/resumes/Jordan-Henning-Resume-Federal-IT.docx
+++ b/public/resumes/Jordan-Henning-Resume-Federal-IT.docx
@@ -64,7 +64,7 @@
           <w:color w:val="556077"/>
           <w:sz w:val="20"/>
         </w:rPr>
-        <w:t>JordanHenning32@yahoo.com</w:t>
+        <w:t>jordanhenning32@gmail.com</w:t>
       </w:r>
       <w:r>
         <w:rPr>

--- a/public/resumes/Jordan-Henning-Resume-Federal-IT.docx
+++ b/public/resumes/Jordan-Henning-Resume-Federal-IT.docx
@@ -240,7 +240,7 @@
           <w:color w:val="1A1F2C"/>
           <w:sz w:val="22"/>
         </w:rPr>
-        <w:t xml:space="preserve">; familiar with GSA MAS Schedule, STARS III, 8(a)/SDVOSB/HUBZone, IDIQ/BPA, FedRAMP, and ATO governance. SSA Commissioner Award (2021) for emergency COVID-19 service delivery. 101st Airborne combat veteran (Bronze Star, Purple Heart). Now layered with hands-on multi-agent AI fluency for federal AI service delivery. Targeting </w:t>
+        <w:t xml:space="preserve">; familiar with GSA MAS Schedule, STARS III, 8(a)/SDVOSB/HUBZone, IDIQ/BPA, FedRAMP, and ATO governance. SSA Commissioner Award (2021) for emergency COVID-19 service delivery. 101st Airborne combat veteran. Now layered with hands-on multi-agent AI fluency for federal AI service delivery. Targeting </w:t>
       </w:r>
       <w:r>
         <w:rPr>
@@ -1257,7 +1257,7 @@
           <w:color w:val="1A1F2C"/>
           <w:sz w:val="22"/>
         </w:rPr>
-        <w:t xml:space="preserve"> (2001–2009) — one combat tour (Iraq), Bronze Star, Purple Heart.  ·  </w:t>
+        <w:t xml:space="preserve"> (2001–2009) — one combat tour (Iraq).  ·  </w:t>
       </w:r>
       <w:r>
         <w:rPr>
@@ -1327,78 +1327,6 @@
           <w:sz w:val="22"/>
         </w:rPr>
         <w:t xml:space="preserve">  ·  2021  ·  Presented by Acting Commissioner Kilolo Kijakazi for COVID-19 emergency document upload delivery</w:t>
-      </w:r>
-    </w:p>
-    <w:p>
-      <w:pPr>
-        <w:spacing w:before="0" w:after="40" w:line="276" w:lineRule="auto"/>
-        <w:ind w:left="360" w:hanging="259"/>
-      </w:pPr>
-      <w:r>
-        <w:rPr>
-          <w:rFonts w:ascii="Calibri" w:hAnsi="Calibri" w:cs="Calibri" w:eastAsia="Calibri"/>
-          <w:b/>
-          <w:i w:val="0"/>
-          <w:color w:val="1F4E8C"/>
-          <w:sz w:val="22"/>
-        </w:rPr>
-        <w:t xml:space="preserve">•  </w:t>
-      </w:r>
-      <w:r>
-        <w:rPr>
-          <w:rFonts w:ascii="Calibri" w:hAnsi="Calibri" w:cs="Calibri" w:eastAsia="Calibri"/>
-          <w:b/>
-          <w:i w:val="0"/>
-          <w:color w:val="1A1F2C"/>
-          <w:sz w:val="22"/>
-        </w:rPr>
-        <w:t>Bronze Star</w:t>
-      </w:r>
-      <w:r>
-        <w:rPr>
-          <w:rFonts w:ascii="Calibri" w:hAnsi="Calibri" w:cs="Calibri" w:eastAsia="Calibri"/>
-          <w:b w:val="0"/>
-          <w:i w:val="0"/>
-          <w:color w:val="1A1F2C"/>
-          <w:sz w:val="22"/>
-        </w:rPr>
-        <w:t xml:space="preserve">  ·  2006  ·  U.S. Army (Iraq combat tour)</w:t>
-      </w:r>
-    </w:p>
-    <w:p>
-      <w:pPr>
-        <w:spacing w:before="0" w:after="40" w:line="276" w:lineRule="auto"/>
-        <w:ind w:left="360" w:hanging="259"/>
-      </w:pPr>
-      <w:r>
-        <w:rPr>
-          <w:rFonts w:ascii="Calibri" w:hAnsi="Calibri" w:cs="Calibri" w:eastAsia="Calibri"/>
-          <w:b/>
-          <w:i w:val="0"/>
-          <w:color w:val="1F4E8C"/>
-          <w:sz w:val="22"/>
-        </w:rPr>
-        <w:t xml:space="preserve">•  </w:t>
-      </w:r>
-      <w:r>
-        <w:rPr>
-          <w:rFonts w:ascii="Calibri" w:hAnsi="Calibri" w:cs="Calibri" w:eastAsia="Calibri"/>
-          <w:b/>
-          <w:i w:val="0"/>
-          <w:color w:val="1A1F2C"/>
-          <w:sz w:val="22"/>
-        </w:rPr>
-        <w:t>Purple Heart</w:t>
-      </w:r>
-      <w:r>
-        <w:rPr>
-          <w:rFonts w:ascii="Calibri" w:hAnsi="Calibri" w:cs="Calibri" w:eastAsia="Calibri"/>
-          <w:b w:val="0"/>
-          <w:i w:val="0"/>
-          <w:color w:val="1A1F2C"/>
-          <w:sz w:val="22"/>
-        </w:rPr>
-        <w:t xml:space="preserve">  ·  2006  ·  U.S. Army</w:t>
       </w:r>
     </w:p>
     <w:p>
